--- a/DBTUNING/ch32_SGA튜닝2_공유풀_라지풀/ch32_실습문제_추가서술형_정답.docx
+++ b/DBTUNING/ch32_SGA튜닝2_공유풀_라지풀/ch32_실습문제_추가서술형_정답.docx
@@ -7,7 +7,7 @@
         <w:pStyle w:val="Heading1"/>
       </w:pPr>
       <w:r>
-        <w:t>제18장  SGA 튜닝 ② 공유 풀과 라지 풀 — 추가 실습문제 정답(모범답안 및 채점포인트)</w:t>
+        <w:t>제ch32  SGA 튜닝 ② 공유 풀과 라지 풀 — 추가 실습문제 정답(모범답안 및 채점포인트)</w:t>
       </w:r>
     </w:p>
     <w:p>
@@ -335,7 +335,7 @@
           <w:b w:val="0"/>
           <w:sz w:val="21"/>
         </w:rPr>
-        <w:t>공유 풀 진단의 핵심 도구인 V$LIBRARYCACHE·V$SGASTAT·V$SYSSTAT·V$SQLAREA·V$SQL은 기본 동적 성능 뷰이고, V$SHARED_POOL_ADVICE 같은 어드바이저 뷰도 Diagnostics나 Tuning Pack 없이 조회할 수 있다. CURSOR_SHARING·LARGE_POOL_SIZE 조정도 라이선스와 무관하다. 즉 이 장의 실시간 진단은 어떤 에디션에서도 그대로 된다. Diagnostics Pack이 필요한 경우는 이 지표들의 '이력'을 볼 때뿐이다 — DBA_HIST_LIBRARYCACHE·DBA_HIST_SGASTAT 같은 AWR 이력 뷰나 AWR 보고서의 공유 풀 어드바이저 섹션이다. 라이선스가 없으면 실시간 V$ 뷰를 두 시점에 직접 조회해 델타를 계산하는 것으로 대체한다. 13·14장에서 익힌 이 V$ 직접 조회 경로면 이 장의 모든 실습이 성립한다.</w:t>
+        <w:t>공유 풀 진단의 핵심 도구인 V$LIBRARYCACHE·V$SGASTAT·V$SYSSTAT·V$SQLAREA·V$SQL은 기본 동적 성능 뷰이고, V$SHARED_POOL_ADVICE 같은 어드바이저 뷰도 Diagnostics나 Tuning Pack 없이 조회할 수 있다. CURSOR_SHARING·LARGE_POOL_SIZE 조정도 라이선스와 무관하다. 즉 이 장의 실시간 진단은 어떤 에디션에서도 그대로 된다. Diagnostics Pack이 필요한 경우는 이 지표들의 '이력'을 볼 때뿐이다 — DBA_HIST_LIBRARYCACHE·DBA_HIST_SGASTAT 같은 AWR 이력 뷰나 AWR 보고서의 공유 풀 어드바이저 섹션이다. 라이선스가 없으면 실시간 V$ 뷰를 두 시점에 직접 조회해 델타를 계산하는 것으로 대체한다. ch26·ch27에서 익힌 이 V$ 직접 조회 경로면 이 장의 모든 실습이 성립한다.</w:t>
       </w:r>
     </w:p>
     <w:p>

--- a/DBTUNING/ch32_SGA튜닝2_공유풀_라지풀/ch32_실습문제_추가서술형_정답.docx
+++ b/DBTUNING/ch32_SGA튜닝2_공유풀_라지풀/ch32_실습문제_추가서술형_정답.docx
@@ -7,7 +7,7 @@
         <w:pStyle w:val="Heading1"/>
       </w:pPr>
       <w:r>
-        <w:t>제ch32  SGA 튜닝 ② 공유 풀과 라지 풀 — 추가 실습문제 정답(모범답안 및 채점포인트)</w:t>
+        <w:t>ch32  SGA 튜닝 ② 공유 풀과 라지 풀 — 추가 실습문제 정답(모범답안 및 채점포인트)</w:t>
       </w:r>
     </w:p>
     <w:p>
